--- a/LR2.docx
+++ b/LR2.docx
@@ -1994,7 +1994,27 @@
           <w:lang w:val="en-US" w:eastAsia="en-US"/>
         </w:rPr>
         <w:tab/>
-        <w:t>switch (true) {</w:t>
+        <w:t>switch (</w:t>
+      </w:r>
+      <w:r>
+        <w:rPr>
+          <w:rFonts w:ascii="Consolas" w:eastAsiaTheme="minorHAnsi" w:hAnsi="Consolas" w:cs="Consolas"/>
+          <w:color w:val="000000" w:themeColor="text1"/>
+          <w:sz w:val="20"/>
+          <w:szCs w:val="20"/>
+          <w:lang w:val="en-US" w:eastAsia="en-US"/>
+        </w:rPr>
+        <w:t>avg</w:t>
+      </w:r>
+      <w:r>
+        <w:rPr>
+          <w:rFonts w:ascii="Consolas" w:eastAsiaTheme="minorHAnsi" w:hAnsi="Consolas" w:cs="Consolas"/>
+          <w:color w:val="000000" w:themeColor="text1"/>
+          <w:sz w:val="20"/>
+          <w:szCs w:val="20"/>
+          <w:lang w:val="en-US" w:eastAsia="en-US"/>
+        </w:rPr>
+        <w:t>) {</w:t>
       </w:r>
     </w:p>
     <w:p>
@@ -2058,6 +2078,25 @@
           <w:lang w:val="en-US" w:eastAsia="en-US"/>
         </w:rPr>
         <w:tab/>
+      </w:r>
+      <w:r>
+        <w:rPr>
+          <w:rFonts w:ascii="Consolas" w:eastAsiaTheme="minorHAnsi" w:hAnsi="Consolas" w:cs="Consolas"/>
+          <w:color w:val="000000" w:themeColor="text1"/>
+          <w:sz w:val="20"/>
+          <w:szCs w:val="20"/>
+          <w:lang w:val="en-US" w:eastAsia="en-US"/>
+        </w:rPr>
+        <w:tab/>
+      </w:r>
+      <w:r>
+        <w:rPr>
+          <w:rFonts w:ascii="Consolas" w:eastAsiaTheme="minorHAnsi" w:hAnsi="Consolas" w:cs="Consolas"/>
+          <w:color w:val="000000" w:themeColor="text1"/>
+          <w:sz w:val="20"/>
+          <w:szCs w:val="20"/>
+          <w:lang w:val="en-US" w:eastAsia="en-US"/>
+        </w:rPr>
         <w:t>grade = "A";</w:t>
       </w:r>
     </w:p>
@@ -2090,6 +2129,25 @@
           <w:lang w:val="en-US" w:eastAsia="en-US"/>
         </w:rPr>
         <w:tab/>
+      </w:r>
+      <w:r>
+        <w:rPr>
+          <w:rFonts w:ascii="Consolas" w:eastAsiaTheme="minorHAnsi" w:hAnsi="Consolas" w:cs="Consolas"/>
+          <w:color w:val="000000" w:themeColor="text1"/>
+          <w:sz w:val="20"/>
+          <w:szCs w:val="20"/>
+          <w:lang w:val="en-US" w:eastAsia="en-US"/>
+        </w:rPr>
+        <w:tab/>
+      </w:r>
+      <w:r>
+        <w:rPr>
+          <w:rFonts w:ascii="Consolas" w:eastAsiaTheme="minorHAnsi" w:hAnsi="Consolas" w:cs="Consolas"/>
+          <w:color w:val="000000" w:themeColor="text1"/>
+          <w:sz w:val="20"/>
+          <w:szCs w:val="20"/>
+          <w:lang w:val="en-US" w:eastAsia="en-US"/>
+        </w:rPr>
         <w:t>break;</w:t>
       </w:r>
     </w:p>
@@ -2154,6 +2212,25 @@
           <w:lang w:val="en-US" w:eastAsia="en-US"/>
         </w:rPr>
         <w:tab/>
+      </w:r>
+      <w:r>
+        <w:rPr>
+          <w:rFonts w:ascii="Consolas" w:eastAsiaTheme="minorHAnsi" w:hAnsi="Consolas" w:cs="Consolas"/>
+          <w:color w:val="000000" w:themeColor="text1"/>
+          <w:sz w:val="20"/>
+          <w:szCs w:val="20"/>
+          <w:lang w:val="en-US" w:eastAsia="en-US"/>
+        </w:rPr>
+        <w:tab/>
+      </w:r>
+      <w:r>
+        <w:rPr>
+          <w:rFonts w:ascii="Consolas" w:eastAsiaTheme="minorHAnsi" w:hAnsi="Consolas" w:cs="Consolas"/>
+          <w:color w:val="000000" w:themeColor="text1"/>
+          <w:sz w:val="20"/>
+          <w:szCs w:val="20"/>
+          <w:lang w:val="en-US" w:eastAsia="en-US"/>
+        </w:rPr>
         <w:t>grade = "B";</w:t>
       </w:r>
     </w:p>
@@ -2186,6 +2263,25 @@
           <w:lang w:val="en-US" w:eastAsia="en-US"/>
         </w:rPr>
         <w:tab/>
+      </w:r>
+      <w:r>
+        <w:rPr>
+          <w:rFonts w:ascii="Consolas" w:eastAsiaTheme="minorHAnsi" w:hAnsi="Consolas" w:cs="Consolas"/>
+          <w:color w:val="000000" w:themeColor="text1"/>
+          <w:sz w:val="20"/>
+          <w:szCs w:val="20"/>
+          <w:lang w:val="en-US" w:eastAsia="en-US"/>
+        </w:rPr>
+        <w:tab/>
+      </w:r>
+      <w:r>
+        <w:rPr>
+          <w:rFonts w:ascii="Consolas" w:eastAsiaTheme="minorHAnsi" w:hAnsi="Consolas" w:cs="Consolas"/>
+          <w:color w:val="000000" w:themeColor="text1"/>
+          <w:sz w:val="20"/>
+          <w:szCs w:val="20"/>
+          <w:lang w:val="en-US" w:eastAsia="en-US"/>
+        </w:rPr>
         <w:t>break;</w:t>
       </w:r>
     </w:p>
@@ -2250,6 +2346,25 @@
           <w:lang w:val="en-US" w:eastAsia="en-US"/>
         </w:rPr>
         <w:tab/>
+      </w:r>
+      <w:r>
+        <w:rPr>
+          <w:rFonts w:ascii="Consolas" w:eastAsiaTheme="minorHAnsi" w:hAnsi="Consolas" w:cs="Consolas"/>
+          <w:color w:val="000000" w:themeColor="text1"/>
+          <w:sz w:val="20"/>
+          <w:szCs w:val="20"/>
+          <w:lang w:val="en-US" w:eastAsia="en-US"/>
+        </w:rPr>
+        <w:tab/>
+      </w:r>
+      <w:r>
+        <w:rPr>
+          <w:rFonts w:ascii="Consolas" w:eastAsiaTheme="minorHAnsi" w:hAnsi="Consolas" w:cs="Consolas"/>
+          <w:color w:val="000000" w:themeColor="text1"/>
+          <w:sz w:val="20"/>
+          <w:szCs w:val="20"/>
+          <w:lang w:val="en-US" w:eastAsia="en-US"/>
+        </w:rPr>
         <w:t>grade = "C";</w:t>
       </w:r>
     </w:p>
@@ -2282,6 +2397,25 @@
           <w:lang w:val="en-US" w:eastAsia="en-US"/>
         </w:rPr>
         <w:tab/>
+      </w:r>
+      <w:r>
+        <w:rPr>
+          <w:rFonts w:ascii="Consolas" w:eastAsiaTheme="minorHAnsi" w:hAnsi="Consolas" w:cs="Consolas"/>
+          <w:color w:val="000000" w:themeColor="text1"/>
+          <w:sz w:val="20"/>
+          <w:szCs w:val="20"/>
+          <w:lang w:val="en-US" w:eastAsia="en-US"/>
+        </w:rPr>
+        <w:tab/>
+      </w:r>
+      <w:r>
+        <w:rPr>
+          <w:rFonts w:ascii="Consolas" w:eastAsiaTheme="minorHAnsi" w:hAnsi="Consolas" w:cs="Consolas"/>
+          <w:color w:val="000000" w:themeColor="text1"/>
+          <w:sz w:val="20"/>
+          <w:szCs w:val="20"/>
+          <w:lang w:val="en-US" w:eastAsia="en-US"/>
+        </w:rPr>
         <w:t>break;</w:t>
       </w:r>
     </w:p>
@@ -2346,6 +2480,25 @@
           <w:lang w:val="en-US" w:eastAsia="en-US"/>
         </w:rPr>
         <w:tab/>
+      </w:r>
+      <w:r>
+        <w:rPr>
+          <w:rFonts w:ascii="Consolas" w:eastAsiaTheme="minorHAnsi" w:hAnsi="Consolas" w:cs="Consolas"/>
+          <w:color w:val="000000" w:themeColor="text1"/>
+          <w:sz w:val="20"/>
+          <w:szCs w:val="20"/>
+          <w:lang w:val="en-US" w:eastAsia="en-US"/>
+        </w:rPr>
+        <w:tab/>
+      </w:r>
+      <w:r>
+        <w:rPr>
+          <w:rFonts w:ascii="Consolas" w:eastAsiaTheme="minorHAnsi" w:hAnsi="Consolas" w:cs="Consolas"/>
+          <w:color w:val="000000" w:themeColor="text1"/>
+          <w:sz w:val="20"/>
+          <w:szCs w:val="20"/>
+          <w:lang w:val="en-US" w:eastAsia="en-US"/>
+        </w:rPr>
         <w:t>grade = "F";</w:t>
       </w:r>
     </w:p>
@@ -2874,132 +3027,18 @@
           <w:iCs/>
         </w:rPr>
       </w:pPr>
-    </w:p>
-    <w:p>
-      <w:pPr>
-        <w:spacing w:after="160" w:line="259" w:lineRule="auto"/>
+      <w:r>
         <w:rPr>
           <w:b/>
           <w:bCs/>
           <w:iCs/>
-        </w:rPr>
-      </w:pPr>
-    </w:p>
-    <w:p>
-      <w:pPr>
-        <w:spacing w:after="160" w:line="259" w:lineRule="auto"/>
-        <w:rPr>
-          <w:b/>
-          <w:bCs/>
-          <w:iCs/>
-        </w:rPr>
-      </w:pPr>
-    </w:p>
-    <w:p>
-      <w:pPr>
-        <w:spacing w:after="160" w:line="259" w:lineRule="auto"/>
-        <w:rPr>
-          <w:b/>
-          <w:bCs/>
-          <w:iCs/>
-        </w:rPr>
-      </w:pPr>
-    </w:p>
-    <w:p>
-      <w:pPr>
-        <w:spacing w:after="160" w:line="259" w:lineRule="auto"/>
-        <w:rPr>
-          <w:b/>
-          <w:bCs/>
-          <w:iCs/>
-        </w:rPr>
-      </w:pPr>
-    </w:p>
-    <w:p>
-      <w:pPr>
-        <w:ind w:right="-22" w:firstLine="720"/>
-        <w:jc w:val="both"/>
-        <w:rPr>
-          <w:b/>
-          <w:bCs/>
-        </w:rPr>
-      </w:pPr>
-      <w:r>
-        <w:rPr>
-          <w:b/>
-          <w:bCs/>
-        </w:rPr>
-        <w:t>Результат выполнения программы</w:t>
-      </w:r>
-      <w:r>
-        <w:rPr>
-          <w:b/>
-          <w:bCs/>
-        </w:rPr>
-        <w:t xml:space="preserve"> </w:t>
-      </w:r>
-      <w:r>
-        <w:rPr>
-          <w:b/>
-          <w:bCs/>
-        </w:rPr>
-        <w:t xml:space="preserve">на </w:t>
-      </w:r>
-      <w:r>
-        <w:rPr>
-          <w:b/>
-          <w:bCs/>
-          <w:lang w:val="en-US"/>
-        </w:rPr>
-        <w:t>C</w:t>
-      </w:r>
-      <w:r>
-        <w:rPr>
-          <w:b/>
-          <w:bCs/>
-        </w:rPr>
-        <w:t>#</w:t>
-      </w:r>
-      <w:r>
-        <w:rPr>
-          <w:b/>
-          <w:bCs/>
-        </w:rPr>
-        <w:t xml:space="preserve">: </w:t>
-      </w:r>
-    </w:p>
-    <w:p>
-      <w:pPr>
-        <w:ind w:right="-22" w:firstLine="720"/>
-        <w:jc w:val="both"/>
-        <w:rPr>
-          <w:b/>
-          <w:bCs/>
-        </w:rPr>
-      </w:pPr>
-    </w:p>
-    <w:p>
-      <w:pPr>
-        <w:ind w:left="-851" w:right="-143"/>
-        <w:jc w:val="center"/>
-        <w:rPr>
-          <w:b/>
-          <w:bCs/>
-          <w:lang w:val="en-US"/>
-        </w:rPr>
-      </w:pPr>
-      <w:r>
-        <w:rPr>
-          <w:b/>
-          <w:bCs/>
           <w:noProof/>
-          <w:lang w:val="en-US"/>
         </w:rPr>
         <w:drawing>
-          <wp:inline distT="0" distB="0" distL="0" distR="0" wp14:anchorId="0185D373" wp14:editId="6DD0162D">
-            <wp:extent cx="5940425" cy="4086225"/>
-            <wp:effectExtent l="0" t="0" r="3175" b="3175"/>
-            <wp:docPr id="970435501" name="Рисунок 1"/>
+          <wp:inline distT="0" distB="0" distL="0" distR="0" wp14:anchorId="7AE85655" wp14:editId="1F0E9991">
+            <wp:extent cx="5940425" cy="8604250"/>
+            <wp:effectExtent l="0" t="0" r="3175" b="6350"/>
+            <wp:docPr id="1890033732" name="Рисунок 1"/>
             <wp:cNvGraphicFramePr>
               <a:graphicFrameLocks xmlns:a="http://schemas.openxmlformats.org/drawingml/2006/main" noChangeAspect="1"/>
             </wp:cNvGraphicFramePr>
@@ -3007,11 +3046,505 @@
               <a:graphicData uri="http://schemas.openxmlformats.org/drawingml/2006/picture">
                 <pic:pic xmlns:pic="http://schemas.openxmlformats.org/drawingml/2006/picture">
                   <pic:nvPicPr>
-                    <pic:cNvPr id="970435501" name="Рисунок 970435501"/>
+                    <pic:cNvPr id="1890033732" name=""/>
                     <pic:cNvPicPr/>
                   </pic:nvPicPr>
                   <pic:blipFill>
-                    <a:blip r:embed="rId6" cstate="print">
+                    <a:blip r:embed="rId6"/>
+                    <a:stretch>
+                      <a:fillRect/>
+                    </a:stretch>
+                  </pic:blipFill>
+                  <pic:spPr>
+                    <a:xfrm>
+                      <a:off x="0" y="0"/>
+                      <a:ext cx="5940425" cy="8604250"/>
+                    </a:xfrm>
+                    <a:prstGeom prst="rect">
+                      <a:avLst/>
+                    </a:prstGeom>
+                  </pic:spPr>
+                </pic:pic>
+              </a:graphicData>
+            </a:graphic>
+          </wp:inline>
+        </w:drawing>
+      </w:r>
+    </w:p>
+    <w:p>
+      <w:pPr>
+        <w:spacing w:after="160" w:line="259" w:lineRule="auto"/>
+        <w:rPr>
+          <w:b/>
+          <w:bCs/>
+          <w:iCs/>
+        </w:rPr>
+      </w:pPr>
+      <w:r>
+        <w:rPr>
+          <w:b/>
+          <w:bCs/>
+          <w:iCs/>
+          <w:noProof/>
+        </w:rPr>
+        <w:lastRenderedPageBreak/>
+        <w:drawing>
+          <wp:inline distT="0" distB="0" distL="0" distR="0" wp14:anchorId="16D66F1E" wp14:editId="06FAB6E5">
+            <wp:extent cx="5940425" cy="6896735"/>
+            <wp:effectExtent l="0" t="0" r="3175" b="0"/>
+            <wp:docPr id="1855534425" name="Рисунок 1"/>
+            <wp:cNvGraphicFramePr>
+              <a:graphicFrameLocks xmlns:a="http://schemas.openxmlformats.org/drawingml/2006/main" noChangeAspect="1"/>
+            </wp:cNvGraphicFramePr>
+            <a:graphic xmlns:a="http://schemas.openxmlformats.org/drawingml/2006/main">
+              <a:graphicData uri="http://schemas.openxmlformats.org/drawingml/2006/picture">
+                <pic:pic xmlns:pic="http://schemas.openxmlformats.org/drawingml/2006/picture">
+                  <pic:nvPicPr>
+                    <pic:cNvPr id="1855534425" name=""/>
+                    <pic:cNvPicPr/>
+                  </pic:nvPicPr>
+                  <pic:blipFill>
+                    <a:blip r:embed="rId7"/>
+                    <a:stretch>
+                      <a:fillRect/>
+                    </a:stretch>
+                  </pic:blipFill>
+                  <pic:spPr>
+                    <a:xfrm>
+                      <a:off x="0" y="0"/>
+                      <a:ext cx="5940425" cy="6896735"/>
+                    </a:xfrm>
+                    <a:prstGeom prst="rect">
+                      <a:avLst/>
+                    </a:prstGeom>
+                  </pic:spPr>
+                </pic:pic>
+              </a:graphicData>
+            </a:graphic>
+          </wp:inline>
+        </w:drawing>
+      </w:r>
+    </w:p>
+    <w:p>
+      <w:pPr>
+        <w:spacing w:after="160" w:line="259" w:lineRule="auto"/>
+        <w:rPr>
+          <w:b/>
+          <w:bCs/>
+          <w:iCs/>
+        </w:rPr>
+      </w:pPr>
+    </w:p>
+    <w:p>
+      <w:pPr>
+        <w:spacing w:after="160" w:line="259" w:lineRule="auto"/>
+        <w:rPr>
+          <w:b/>
+          <w:bCs/>
+          <w:iCs/>
+        </w:rPr>
+      </w:pPr>
+    </w:p>
+    <w:p>
+      <w:pPr>
+        <w:spacing w:after="160" w:line="259" w:lineRule="auto"/>
+        <w:rPr>
+          <w:b/>
+          <w:bCs/>
+          <w:iCs/>
+        </w:rPr>
+      </w:pPr>
+    </w:p>
+    <w:p>
+      <w:pPr>
+        <w:spacing w:after="160" w:line="259" w:lineRule="auto"/>
+        <w:rPr>
+          <w:b/>
+          <w:bCs/>
+          <w:iCs/>
+          <w:lang w:val="en-US"/>
+        </w:rPr>
+      </w:pPr>
+    </w:p>
+    <w:p>
+      <w:pPr>
+        <w:spacing w:after="160" w:line="259" w:lineRule="auto"/>
+        <w:rPr>
+          <w:b/>
+          <w:bCs/>
+          <w:iCs/>
+        </w:rPr>
+      </w:pPr>
+    </w:p>
+    <w:p>
+      <w:pPr>
+        <w:spacing w:after="160" w:line="259" w:lineRule="auto"/>
+        <w:rPr>
+          <w:b/>
+          <w:bCs/>
+          <w:iCs/>
+        </w:rPr>
+      </w:pPr>
+    </w:p>
+    <w:p>
+      <w:pPr>
+        <w:spacing w:after="160" w:line="259" w:lineRule="auto"/>
+        <w:rPr>
+          <w:b/>
+          <w:bCs/>
+          <w:iCs/>
+        </w:rPr>
+      </w:pPr>
+    </w:p>
+    <w:p>
+      <w:pPr>
+        <w:ind w:right="-22" w:firstLine="720"/>
+        <w:jc w:val="both"/>
+        <w:rPr>
+          <w:b/>
+          <w:bCs/>
+        </w:rPr>
+      </w:pPr>
+    </w:p>
+    <w:p>
+      <w:pPr>
+        <w:pStyle w:val="HTML"/>
+        <w:ind w:left="360"/>
+        <w:rPr>
+          <w:rFonts w:ascii="Times New Roman" w:hAnsi="Times New Roman" w:cs="Times New Roman"/>
+          <w:b/>
+          <w:bCs/>
+          <w:sz w:val="28"/>
+          <w:szCs w:val="28"/>
+        </w:rPr>
+      </w:pPr>
+      <w:r>
+        <w:rPr>
+          <w:rFonts w:ascii="Times New Roman" w:hAnsi="Times New Roman" w:cs="Times New Roman"/>
+          <w:b/>
+          <w:bCs/>
+          <w:sz w:val="28"/>
+          <w:szCs w:val="28"/>
+        </w:rPr>
+        <w:t>Ручной расч</w:t>
+      </w:r>
+      <w:r>
+        <w:rPr>
+          <w:rFonts w:ascii="Times New Roman" w:hAnsi="Times New Roman" w:cs="Times New Roman"/>
+          <w:b/>
+          <w:bCs/>
+          <w:sz w:val="28"/>
+          <w:szCs w:val="28"/>
+        </w:rPr>
+        <w:t>е</w:t>
+      </w:r>
+      <w:r>
+        <w:rPr>
+          <w:rFonts w:ascii="Times New Roman" w:hAnsi="Times New Roman" w:cs="Times New Roman"/>
+          <w:b/>
+          <w:bCs/>
+          <w:sz w:val="28"/>
+          <w:szCs w:val="28"/>
+        </w:rPr>
+        <w:t>т</w:t>
+      </w:r>
+      <w:r>
+        <w:rPr>
+          <w:rFonts w:ascii="Times New Roman" w:hAnsi="Times New Roman" w:cs="Times New Roman"/>
+          <w:b/>
+          <w:bCs/>
+          <w:sz w:val="28"/>
+          <w:szCs w:val="28"/>
+        </w:rPr>
+        <w:t>:</w:t>
+      </w:r>
+    </w:p>
+    <w:p>
+      <w:pPr>
+        <w:pStyle w:val="HTML"/>
+        <w:ind w:left="720"/>
+        <w:rPr>
+          <w:rFonts w:ascii="Times New Roman" w:hAnsi="Times New Roman" w:cs="Times New Roman"/>
+          <w:sz w:val="28"/>
+          <w:szCs w:val="28"/>
+        </w:rPr>
+      </w:pPr>
+    </w:p>
+    <w:p>
+      <w:pPr>
+        <w:pStyle w:val="HTML"/>
+        <w:ind w:left="720"/>
+        <w:rPr>
+          <w:rFonts w:ascii="Times New Roman" w:hAnsi="Times New Roman" w:cs="Times New Roman"/>
+          <w:sz w:val="28"/>
+          <w:szCs w:val="28"/>
+        </w:rPr>
+      </w:pPr>
+      <w:r>
+        <w:rPr>
+          <w:rFonts w:ascii="Times New Roman" w:hAnsi="Times New Roman" w:cs="Times New Roman"/>
+          <w:sz w:val="28"/>
+          <w:szCs w:val="28"/>
+        </w:rPr>
+        <w:t xml:space="preserve">Абсолютная сложность программы </w:t>
+      </w:r>
+      <w:r>
+        <w:rPr>
+          <w:rFonts w:ascii="Times New Roman" w:hAnsi="Times New Roman" w:cs="Times New Roman"/>
+          <w:sz w:val="28"/>
+          <w:szCs w:val="28"/>
+          <w:lang w:val="en-US"/>
+        </w:rPr>
+        <w:t>CL</w:t>
+      </w:r>
+      <w:r>
+        <w:rPr>
+          <w:rFonts w:ascii="Times New Roman" w:hAnsi="Times New Roman" w:cs="Times New Roman"/>
+          <w:sz w:val="28"/>
+          <w:szCs w:val="28"/>
+        </w:rPr>
+        <w:t xml:space="preserve"> = </w:t>
+      </w:r>
+      <w:r>
+        <w:rPr>
+          <w:rFonts w:ascii="Times New Roman" w:hAnsi="Times New Roman" w:cs="Times New Roman"/>
+          <w:sz w:val="28"/>
+          <w:szCs w:val="28"/>
+        </w:rPr>
+        <w:t>13</w:t>
+      </w:r>
+    </w:p>
+    <w:p>
+      <w:pPr>
+        <w:pStyle w:val="HTML"/>
+        <w:ind w:left="720"/>
+        <w:rPr>
+          <w:rFonts w:ascii="Times New Roman" w:hAnsi="Times New Roman" w:cs="Times New Roman"/>
+          <w:sz w:val="28"/>
+          <w:szCs w:val="28"/>
+        </w:rPr>
+      </w:pPr>
+      <w:r>
+        <w:rPr>
+          <w:rFonts w:ascii="Times New Roman" w:hAnsi="Times New Roman" w:cs="Times New Roman"/>
+          <w:sz w:val="28"/>
+          <w:szCs w:val="28"/>
+        </w:rPr>
+        <w:t xml:space="preserve">Относительная сложность программы </w:t>
+      </w:r>
+      <w:r>
+        <w:rPr>
+          <w:rFonts w:ascii="Times New Roman" w:hAnsi="Times New Roman" w:cs="Times New Roman"/>
+          <w:sz w:val="28"/>
+          <w:szCs w:val="28"/>
+          <w:lang w:val="en-US"/>
+        </w:rPr>
+        <w:t>cl</w:t>
+      </w:r>
+      <w:r>
+        <w:rPr>
+          <w:rFonts w:ascii="Times New Roman" w:hAnsi="Times New Roman" w:cs="Times New Roman"/>
+          <w:sz w:val="28"/>
+          <w:szCs w:val="28"/>
+        </w:rPr>
+        <w:t xml:space="preserve"> = </w:t>
+      </w:r>
+      <w:r>
+        <w:rPr>
+          <w:rFonts w:ascii="Times New Roman" w:hAnsi="Times New Roman" w:cs="Times New Roman"/>
+          <w:sz w:val="28"/>
+          <w:szCs w:val="28"/>
+        </w:rPr>
+        <w:t>13</w:t>
+      </w:r>
+      <w:r>
+        <w:rPr>
+          <w:rFonts w:ascii="Times New Roman" w:hAnsi="Times New Roman" w:cs="Times New Roman"/>
+          <w:sz w:val="28"/>
+          <w:szCs w:val="28"/>
+        </w:rPr>
+        <w:t xml:space="preserve"> / </w:t>
+      </w:r>
+      <w:r>
+        <w:rPr>
+          <w:rFonts w:ascii="Times New Roman" w:hAnsi="Times New Roman" w:cs="Times New Roman"/>
+          <w:sz w:val="28"/>
+          <w:szCs w:val="28"/>
+        </w:rPr>
+        <w:t>43</w:t>
+      </w:r>
+      <w:r>
+        <w:rPr>
+          <w:rFonts w:ascii="Times New Roman" w:hAnsi="Times New Roman" w:cs="Times New Roman"/>
+          <w:sz w:val="28"/>
+          <w:szCs w:val="28"/>
+        </w:rPr>
+        <w:t xml:space="preserve">= </w:t>
+      </w:r>
+      <w:r>
+        <w:rPr>
+          <w:rFonts w:ascii="Times New Roman" w:hAnsi="Times New Roman" w:cs="Times New Roman"/>
+          <w:sz w:val="28"/>
+          <w:szCs w:val="28"/>
+        </w:rPr>
+        <w:t>0.</w:t>
+      </w:r>
+      <w:r>
+        <w:rPr>
+          <w:rFonts w:ascii="Times New Roman" w:hAnsi="Times New Roman" w:cs="Times New Roman"/>
+          <w:sz w:val="28"/>
+          <w:szCs w:val="28"/>
+        </w:rPr>
+        <w:t>279</w:t>
+      </w:r>
+    </w:p>
+    <w:p>
+      <w:pPr>
+        <w:pStyle w:val="HTML"/>
+        <w:ind w:left="720"/>
+        <w:rPr>
+          <w:rFonts w:ascii="Times New Roman" w:hAnsi="Times New Roman" w:cs="Times New Roman"/>
+          <w:sz w:val="28"/>
+          <w:szCs w:val="28"/>
+        </w:rPr>
+      </w:pPr>
+      <w:r>
+        <w:rPr>
+          <w:rFonts w:ascii="Times New Roman" w:hAnsi="Times New Roman" w:cs="Times New Roman"/>
+          <w:sz w:val="28"/>
+          <w:szCs w:val="28"/>
+        </w:rPr>
+        <w:t xml:space="preserve">Максимальный уровень вложенности условного оператора </w:t>
+      </w:r>
+      <w:r>
+        <w:rPr>
+          <w:rFonts w:ascii="Times New Roman" w:hAnsi="Times New Roman" w:cs="Times New Roman"/>
+          <w:sz w:val="28"/>
+          <w:szCs w:val="28"/>
+          <w:lang w:val="en-US"/>
+        </w:rPr>
+        <w:t>CLI</w:t>
+      </w:r>
+      <w:r>
+        <w:rPr>
+          <w:rFonts w:ascii="Times New Roman" w:hAnsi="Times New Roman" w:cs="Times New Roman"/>
+          <w:sz w:val="28"/>
+          <w:szCs w:val="28"/>
+        </w:rPr>
+        <w:t xml:space="preserve"> = </w:t>
+      </w:r>
+      <w:r>
+        <w:rPr>
+          <w:rFonts w:ascii="Times New Roman" w:hAnsi="Times New Roman" w:cs="Times New Roman"/>
+          <w:sz w:val="28"/>
+          <w:szCs w:val="28"/>
+        </w:rPr>
+        <w:t>3</w:t>
+      </w:r>
+    </w:p>
+    <w:p>
+      <w:pPr>
+        <w:rPr>
+          <w:b/>
+          <w:bCs/>
+        </w:rPr>
+      </w:pPr>
+    </w:p>
+    <w:p>
+      <w:pPr>
+        <w:rPr>
+          <w:b/>
+          <w:bCs/>
+        </w:rPr>
+      </w:pPr>
+      <w:r>
+        <w:rPr>
+          <w:b/>
+          <w:bCs/>
+        </w:rPr>
+        <w:t>Результат выполнения программы</w:t>
+      </w:r>
+      <w:r>
+        <w:rPr>
+          <w:b/>
+          <w:bCs/>
+        </w:rPr>
+        <w:t xml:space="preserve"> </w:t>
+      </w:r>
+      <w:r>
+        <w:rPr>
+          <w:b/>
+          <w:bCs/>
+        </w:rPr>
+        <w:t xml:space="preserve">на </w:t>
+      </w:r>
+      <w:r>
+        <w:rPr>
+          <w:b/>
+          <w:bCs/>
+          <w:lang w:val="en-US"/>
+        </w:rPr>
+        <w:t>C</w:t>
+      </w:r>
+      <w:r>
+        <w:rPr>
+          <w:b/>
+          <w:bCs/>
+        </w:rPr>
+        <w:t>#</w:t>
+      </w:r>
+      <w:r>
+        <w:rPr>
+          <w:b/>
+          <w:bCs/>
+        </w:rPr>
+        <w:t xml:space="preserve">: </w:t>
+      </w:r>
+    </w:p>
+    <w:p>
+      <w:pPr>
+        <w:ind w:right="-22" w:firstLine="720"/>
+        <w:jc w:val="both"/>
+        <w:rPr>
+          <w:b/>
+          <w:bCs/>
+        </w:rPr>
+      </w:pPr>
+    </w:p>
+    <w:p>
+      <w:pPr>
+        <w:ind w:left="-851" w:right="-143"/>
+        <w:jc w:val="center"/>
+        <w:rPr>
+          <w:b/>
+          <w:bCs/>
+          <w:lang w:val="en-US"/>
+        </w:rPr>
+      </w:pPr>
+      <w:r>
+        <w:rPr>
+          <w:b/>
+          <w:bCs/>
+          <w:noProof/>
+          <w:lang w:val="en-US"/>
+        </w:rPr>
+        <w:drawing>
+          <wp:inline distT="0" distB="0" distL="0" distR="0" wp14:anchorId="3ECE803A" wp14:editId="03EF36BD">
+            <wp:extent cx="5940425" cy="4055745"/>
+            <wp:effectExtent l="0" t="0" r="3175" b="0"/>
+            <wp:docPr id="1438640306" name="Рисунок 2"/>
+            <wp:cNvGraphicFramePr>
+              <a:graphicFrameLocks xmlns:a="http://schemas.openxmlformats.org/drawingml/2006/main" noChangeAspect="1"/>
+            </wp:cNvGraphicFramePr>
+            <a:graphic xmlns:a="http://schemas.openxmlformats.org/drawingml/2006/main">
+              <a:graphicData uri="http://schemas.openxmlformats.org/drawingml/2006/picture">
+                <pic:pic xmlns:pic="http://schemas.openxmlformats.org/drawingml/2006/picture">
+                  <pic:nvPicPr>
+                    <pic:cNvPr id="1438640306" name="Рисунок 1438640306"/>
+                    <pic:cNvPicPr/>
+                  </pic:nvPicPr>
+                  <pic:blipFill>
+                    <a:blip r:embed="rId8" cstate="print">
                       <a:extLst>
                         <a:ext uri="{28A0092B-C50C-407E-A947-70E740481C1C}">
                           <a14:useLocalDpi xmlns:a14="http://schemas.microsoft.com/office/drawing/2010/main" val="0"/>
@@ -3025,7 +3558,7 @@
                   <pic:spPr>
                     <a:xfrm>
                       <a:off x="0" y="0"/>
-                      <a:ext cx="5940425" cy="4086225"/>
+                      <a:ext cx="5940425" cy="4055745"/>
                     </a:xfrm>
                     <a:prstGeom prst="rect">
                       <a:avLst/>
@@ -4329,6 +4862,52 @@
       </w:tblCellMar>
     </w:tblPr>
   </w:style>
+  <w:style w:type="paragraph" w:styleId="HTML">
+    <w:name w:val="HTML Preformatted"/>
+    <w:basedOn w:val="a"/>
+    <w:link w:val="HTML0"/>
+    <w:uiPriority w:val="99"/>
+    <w:unhideWhenUsed/>
+    <w:rsid w:val="003E3B31"/>
+    <w:pPr>
+      <w:tabs>
+        <w:tab w:val="left" w:pos="916"/>
+        <w:tab w:val="left" w:pos="1832"/>
+        <w:tab w:val="left" w:pos="2748"/>
+        <w:tab w:val="left" w:pos="3664"/>
+        <w:tab w:val="left" w:pos="4580"/>
+        <w:tab w:val="left" w:pos="5496"/>
+        <w:tab w:val="left" w:pos="6412"/>
+        <w:tab w:val="left" w:pos="7328"/>
+        <w:tab w:val="left" w:pos="8244"/>
+        <w:tab w:val="left" w:pos="9160"/>
+        <w:tab w:val="left" w:pos="10076"/>
+        <w:tab w:val="left" w:pos="10992"/>
+        <w:tab w:val="left" w:pos="11908"/>
+        <w:tab w:val="left" w:pos="12824"/>
+        <w:tab w:val="left" w:pos="13740"/>
+        <w:tab w:val="left" w:pos="14656"/>
+      </w:tabs>
+    </w:pPr>
+    <w:rPr>
+      <w:rFonts w:ascii="Courier New" w:hAnsi="Courier New" w:cs="Courier New"/>
+      <w:sz w:val="20"/>
+      <w:szCs w:val="20"/>
+    </w:rPr>
+  </w:style>
+  <w:style w:type="character" w:customStyle="1" w:styleId="HTML0">
+    <w:name w:val="Стандартный HTML Знак"/>
+    <w:basedOn w:val="a0"/>
+    <w:link w:val="HTML"/>
+    <w:uiPriority w:val="99"/>
+    <w:rsid w:val="003E3B31"/>
+    <w:rPr>
+      <w:rFonts w:ascii="Courier New" w:eastAsia="Times New Roman" w:hAnsi="Courier New" w:cs="Courier New"/>
+      <w:sz w:val="20"/>
+      <w:szCs w:val="20"/>
+      <w:lang w:eastAsia="ru-RU"/>
+    </w:rPr>
+  </w:style>
 </w:styles>
 </file>
 

--- a/LR2.docx
+++ b/LR2.docx
@@ -3311,7 +3311,15 @@
           <w:sz w:val="28"/>
           <w:szCs w:val="28"/>
         </w:rPr>
-        <w:t>13</w:t>
+        <w:t>1</w:t>
+      </w:r>
+      <w:r>
+        <w:rPr>
+          <w:rFonts w:ascii="Times New Roman" w:hAnsi="Times New Roman" w:cs="Times New Roman"/>
+          <w:sz w:val="28"/>
+          <w:szCs w:val="28"/>
+        </w:rPr>
+        <w:t>2</w:t>
       </w:r>
     </w:p>
     <w:p>
@@ -3355,7 +3363,15 @@
           <w:sz w:val="28"/>
           <w:szCs w:val="28"/>
         </w:rPr>
-        <w:t>13</w:t>
+        <w:t>1</w:t>
+      </w:r>
+      <w:r>
+        <w:rPr>
+          <w:rFonts w:ascii="Times New Roman" w:hAnsi="Times New Roman" w:cs="Times New Roman"/>
+          <w:sz w:val="28"/>
+          <w:szCs w:val="28"/>
+        </w:rPr>
+        <w:t>2</w:t>
       </w:r>
       <w:r>
         <w:rPr>

--- a/LR2.docx
+++ b/LR2.docx
@@ -3085,14 +3085,13 @@
           <w:b/>
           <w:bCs/>
           <w:iCs/>
-          <w:noProof/>
         </w:rPr>
         <w:lastRenderedPageBreak/>
         <w:drawing>
-          <wp:inline distT="0" distB="0" distL="0" distR="0" wp14:anchorId="16D66F1E" wp14:editId="06FAB6E5">
+          <wp:inline distT="0" distB="0" distL="0" distR="0" wp14:anchorId="4CD65433" wp14:editId="6A53E2D1">
             <wp:extent cx="5940425" cy="6896735"/>
             <wp:effectExtent l="0" t="0" r="3175" b="0"/>
-            <wp:docPr id="1855534425" name="Рисунок 1"/>
+            <wp:docPr id="1761161399" name="Рисунок 1"/>
             <wp:cNvGraphicFramePr>
               <a:graphicFrameLocks xmlns:a="http://schemas.openxmlformats.org/drawingml/2006/main" noChangeAspect="1"/>
             </wp:cNvGraphicFramePr>
@@ -3100,7 +3099,7 @@
               <a:graphicData uri="http://schemas.openxmlformats.org/drawingml/2006/picture">
                 <pic:pic xmlns:pic="http://schemas.openxmlformats.org/drawingml/2006/picture">
                   <pic:nvPicPr>
-                    <pic:cNvPr id="1855534425" name=""/>
+                    <pic:cNvPr id="1761161399" name=""/>
                     <pic:cNvPicPr/>
                   </pic:nvPicPr>
                   <pic:blipFill>

--- a/LR2.docx
+++ b/LR2.docx
@@ -3088,10 +3088,10 @@
         </w:rPr>
         <w:lastRenderedPageBreak/>
         <w:drawing>
-          <wp:inline distT="0" distB="0" distL="0" distR="0" wp14:anchorId="4CD65433" wp14:editId="6A53E2D1">
-            <wp:extent cx="5940425" cy="6896735"/>
-            <wp:effectExtent l="0" t="0" r="3175" b="0"/>
-            <wp:docPr id="1761161399" name="Рисунок 1"/>
+          <wp:inline distT="0" distB="0" distL="0" distR="0" wp14:anchorId="3470A0ED" wp14:editId="37C444F6">
+            <wp:extent cx="5940425" cy="7528560"/>
+            <wp:effectExtent l="0" t="0" r="3175" b="2540"/>
+            <wp:docPr id="1919538218" name="Рисунок 1"/>
             <wp:cNvGraphicFramePr>
               <a:graphicFrameLocks xmlns:a="http://schemas.openxmlformats.org/drawingml/2006/main" noChangeAspect="1"/>
             </wp:cNvGraphicFramePr>
@@ -3099,7 +3099,7 @@
               <a:graphicData uri="http://schemas.openxmlformats.org/drawingml/2006/picture">
                 <pic:pic xmlns:pic="http://schemas.openxmlformats.org/drawingml/2006/picture">
                   <pic:nvPicPr>
-                    <pic:cNvPr id="1761161399" name=""/>
+                    <pic:cNvPr id="1919538218" name=""/>
                     <pic:cNvPicPr/>
                   </pic:nvPicPr>
                   <pic:blipFill>
@@ -3111,7 +3111,7 @@
                   <pic:spPr>
                     <a:xfrm>
                       <a:off x="0" y="0"/>
-                      <a:ext cx="5940425" cy="6896735"/>
+                      <a:ext cx="5940425" cy="7528560"/>
                     </a:xfrm>
                     <a:prstGeom prst="rect">
                       <a:avLst/>
